--- a/TPINT_GRUPO_2_PR3_Version2.docx
+++ b/TPINT_GRUPO_2_PR3_Version2.docx
@@ -190,7 +190,7 @@
     </w:p>
     <w:p>
       <w:pPr>
-        <w:pStyle w:val="Heading1"/>
+        <w:pStyle w:val="Ttulo1"/>
       </w:pPr>
       <w:bookmarkStart w:id="0" w:name="_7kjyku3q1xnh" w:colFirst="0" w:colLast="0"/>
       <w:bookmarkEnd w:id="0"/>
@@ -207,7 +207,7 @@
     </w:p>
     <w:p>
       <w:pPr>
-        <w:pStyle w:val="Heading1"/>
+        <w:pStyle w:val="Ttulo1"/>
       </w:pPr>
       <w:r>
         <w:lastRenderedPageBreak/>
@@ -281,7 +281,7 @@
     </w:p>
     <w:p>
       <w:pPr>
-        <w:pStyle w:val="Heading1"/>
+        <w:pStyle w:val="Ttulo1"/>
       </w:pPr>
       <w:r>
         <w:lastRenderedPageBreak/>
@@ -461,7 +461,7 @@
     </w:p>
     <w:p>
       <w:pPr>
-        <w:pStyle w:val="Heading1"/>
+        <w:pStyle w:val="Ttulo1"/>
       </w:pPr>
       <w:r>
         <w:lastRenderedPageBreak/>
@@ -470,7 +470,7 @@
     </w:p>
     <w:p>
       <w:pPr>
-        <w:pStyle w:val="Heading2"/>
+        <w:pStyle w:val="Ttulo2"/>
       </w:pPr>
       <w:r>
         <w:t>Agregar paciente</w:t>
@@ -486,6 +486,9 @@
     </w:p>
     <w:p>
       <w:r>
+        <w:rPr>
+          <w:noProof/>
+        </w:rPr>
         <w:drawing>
           <wp:inline distT="0" distB="0" distL="0" distR="0" wp14:anchorId="1BA525FD" wp14:editId="3BADDECD">
             <wp:extent cx="5534797" cy="5630061"/>
@@ -530,7 +533,7 @@
     </w:p>
     <w:p>
       <w:pPr>
-        <w:pStyle w:val="Heading2"/>
+        <w:pStyle w:val="Ttulo2"/>
       </w:pPr>
       <w:r>
         <w:lastRenderedPageBreak/>
@@ -553,6 +556,9 @@
     </w:p>
     <w:p>
       <w:r>
+        <w:rPr>
+          <w:noProof/>
+        </w:rPr>
         <w:drawing>
           <wp:inline distT="0" distB="0" distL="0" distR="0" wp14:anchorId="19D9199A" wp14:editId="3F12D705">
             <wp:extent cx="5733415" cy="1946275"/>
@@ -597,7 +603,7 @@
     </w:p>
     <w:p>
       <w:pPr>
-        <w:pStyle w:val="Heading2"/>
+        <w:pStyle w:val="Ttulo2"/>
       </w:pPr>
       <w:r>
         <w:lastRenderedPageBreak/>
@@ -614,6 +620,9 @@
     </w:p>
     <w:p>
       <w:r>
+        <w:rPr>
+          <w:noProof/>
+        </w:rPr>
         <w:drawing>
           <wp:inline distT="0" distB="0" distL="0" distR="0" wp14:anchorId="386C1D72" wp14:editId="07BF79FC">
             <wp:extent cx="5733415" cy="5087620"/>
@@ -651,12 +660,619 @@
         </w:drawing>
       </w:r>
     </w:p>
-    <w:p/>
+    <w:p>
+      <w:r>
+        <w:br w:type="page"/>
+      </w:r>
+    </w:p>
+    <w:p>
+      <w:pPr>
+        <w:pStyle w:val="Ttulo1"/>
+      </w:pPr>
+      <w:r>
+        <w:lastRenderedPageBreak/>
+        <w:t>MEDICOS</w:t>
+      </w:r>
+    </w:p>
+    <w:p>
+      <w:pPr>
+        <w:pStyle w:val="Ttulo2"/>
+      </w:pPr>
+      <w:r>
+        <w:t>AGREGAR MEDICO</w:t>
+      </w:r>
+    </w:p>
+    <w:p>
+      <w:pPr>
+        <w:rPr>
+          <w:rFonts w:ascii="Lato Light" w:eastAsia="Lato Light" w:hAnsi="Lato Light" w:cs="Lato Light"/>
+          <w:color w:val="366091"/>
+          <w:sz w:val="40"/>
+          <w:szCs w:val="40"/>
+        </w:rPr>
+      </w:pPr>
+      <w:r>
+        <w:t xml:space="preserve">En este formulario vamos a completar todos los datos necesarios para agregar un nuevo médico a la base de datos. Todos los campos son obligatorios. Una vez que hagamos clic en </w:t>
+      </w:r>
+      <w:r>
+        <w:rPr>
+          <w:b/>
+          <w:bCs/>
+        </w:rPr>
+        <w:t>“Registrar”</w:t>
+      </w:r>
+      <w:r>
+        <w:t>, el nuevo médico será enviado a la base de datos.</w:t>
+      </w:r>
+    </w:p>
+    <w:p>
+      <w:pPr>
+        <w:rPr>
+          <w:rFonts w:ascii="Lato Light" w:eastAsia="Lato Light" w:hAnsi="Lato Light" w:cs="Lato Light"/>
+          <w:color w:val="366091"/>
+          <w:sz w:val="40"/>
+          <w:szCs w:val="40"/>
+        </w:rPr>
+      </w:pPr>
+      <w:r>
+        <w:rPr>
+          <w:noProof/>
+        </w:rPr>
+        <w:drawing>
+          <wp:inline distT="0" distB="0" distL="0" distR="0" wp14:anchorId="06244BB2" wp14:editId="12CF178A">
+            <wp:extent cx="5732780" cy="2568575"/>
+            <wp:effectExtent l="0" t="0" r="1270" b="3175"/>
+            <wp:docPr id="1217024188" name="Imagen 9" descr="Tabla&#10;&#10;El contenido generado por IA puede ser incorrecto."/>
+            <wp:cNvGraphicFramePr>
+              <a:graphicFrameLocks xmlns:a="http://schemas.openxmlformats.org/drawingml/2006/main" noChangeAspect="1"/>
+            </wp:cNvGraphicFramePr>
+            <a:graphic xmlns:a="http://schemas.openxmlformats.org/drawingml/2006/main">
+              <a:graphicData uri="http://schemas.openxmlformats.org/drawingml/2006/picture">
+                <pic:pic xmlns:pic="http://schemas.openxmlformats.org/drawingml/2006/picture">
+                  <pic:nvPicPr>
+                    <pic:cNvPr id="1217024188" name="Imagen 9" descr="Tabla&#10;&#10;El contenido generado por IA puede ser incorrecto."/>
+                    <pic:cNvPicPr>
+                      <a:picLocks noChangeAspect="1" noChangeArrowheads="1"/>
+                    </pic:cNvPicPr>
+                  </pic:nvPicPr>
+                  <pic:blipFill>
+                    <a:blip r:embed="rId15" cstate="print">
+                      <a:extLst>
+                        <a:ext uri="{28A0092B-C50C-407E-A947-70E740481C1C}">
+                          <a14:useLocalDpi xmlns:a14="http://schemas.microsoft.com/office/drawing/2010/main" val="0"/>
+                        </a:ext>
+                      </a:extLst>
+                    </a:blip>
+                    <a:srcRect/>
+                    <a:stretch>
+                      <a:fillRect/>
+                    </a:stretch>
+                  </pic:blipFill>
+                  <pic:spPr bwMode="auto">
+                    <a:xfrm>
+                      <a:off x="0" y="0"/>
+                      <a:ext cx="5732780" cy="2568575"/>
+                    </a:xfrm>
+                    <a:prstGeom prst="rect">
+                      <a:avLst/>
+                    </a:prstGeom>
+                    <a:noFill/>
+                    <a:ln>
+                      <a:noFill/>
+                    </a:ln>
+                  </pic:spPr>
+                </pic:pic>
+              </a:graphicData>
+            </a:graphic>
+          </wp:inline>
+        </w:drawing>
+      </w:r>
+    </w:p>
+    <w:p>
+      <w:pPr>
+        <w:rPr>
+          <w:rFonts w:ascii="Lato Light" w:eastAsia="Lato Light" w:hAnsi="Lato Light" w:cs="Lato Light"/>
+          <w:color w:val="366091"/>
+          <w:sz w:val="40"/>
+          <w:szCs w:val="40"/>
+        </w:rPr>
+      </w:pPr>
+      <w:r>
+        <w:rPr>
+          <w:rFonts w:ascii="Lato Light" w:eastAsia="Lato Light" w:hAnsi="Lato Light" w:cs="Lato Light"/>
+          <w:noProof/>
+          <w:color w:val="366091"/>
+          <w:sz w:val="40"/>
+          <w:szCs w:val="40"/>
+        </w:rPr>
+        <w:drawing>
+          <wp:inline distT="0" distB="0" distL="0" distR="0" wp14:anchorId="7C959DD6" wp14:editId="14FC3480">
+            <wp:extent cx="5716905" cy="1415415"/>
+            <wp:effectExtent l="0" t="0" r="0" b="0"/>
+            <wp:docPr id="573616557" name="Imagen 10"/>
+            <wp:cNvGraphicFramePr>
+              <a:graphicFrameLocks xmlns:a="http://schemas.openxmlformats.org/drawingml/2006/main" noChangeAspect="1"/>
+            </wp:cNvGraphicFramePr>
+            <a:graphic xmlns:a="http://schemas.openxmlformats.org/drawingml/2006/main">
+              <a:graphicData uri="http://schemas.openxmlformats.org/drawingml/2006/picture">
+                <pic:pic xmlns:pic="http://schemas.openxmlformats.org/drawingml/2006/picture">
+                  <pic:nvPicPr>
+                    <pic:cNvPr id="0" name="Picture 10"/>
+                    <pic:cNvPicPr>
+                      <a:picLocks noChangeAspect="1" noChangeArrowheads="1"/>
+                    </pic:cNvPicPr>
+                  </pic:nvPicPr>
+                  <pic:blipFill>
+                    <a:blip r:embed="rId16" cstate="print">
+                      <a:extLst>
+                        <a:ext uri="{28A0092B-C50C-407E-A947-70E740481C1C}">
+                          <a14:useLocalDpi xmlns:a14="http://schemas.microsoft.com/office/drawing/2010/main" val="0"/>
+                        </a:ext>
+                      </a:extLst>
+                    </a:blip>
+                    <a:srcRect/>
+                    <a:stretch>
+                      <a:fillRect/>
+                    </a:stretch>
+                  </pic:blipFill>
+                  <pic:spPr bwMode="auto">
+                    <a:xfrm>
+                      <a:off x="0" y="0"/>
+                      <a:ext cx="5716905" cy="1415415"/>
+                    </a:xfrm>
+                    <a:prstGeom prst="rect">
+                      <a:avLst/>
+                    </a:prstGeom>
+                    <a:noFill/>
+                    <a:ln>
+                      <a:noFill/>
+                    </a:ln>
+                  </pic:spPr>
+                </pic:pic>
+              </a:graphicData>
+            </a:graphic>
+          </wp:inline>
+        </w:drawing>
+      </w:r>
+    </w:p>
+    <w:p>
+      <w:pPr>
+        <w:rPr>
+          <w:rFonts w:ascii="Lato Light" w:eastAsia="Lato Light" w:hAnsi="Lato Light" w:cs="Lato Light"/>
+          <w:color w:val="366091"/>
+          <w:sz w:val="40"/>
+          <w:szCs w:val="40"/>
+        </w:rPr>
+      </w:pPr>
+      <w:r>
+        <w:br w:type="page"/>
+      </w:r>
+    </w:p>
+    <w:p>
+      <w:pPr>
+        <w:pStyle w:val="Ttulo2"/>
+      </w:pPr>
+      <w:r>
+        <w:lastRenderedPageBreak/>
+        <w:t>DAR MEDICOS DE BAJA</w:t>
+      </w:r>
+    </w:p>
+    <w:p>
+      <w:r>
+        <w:t>En este formulario vamos a buscar al médico que deseamos eliminar</w:t>
+      </w:r>
+      <w:r>
+        <w:t xml:space="preserve"> </w:t>
+      </w:r>
+      <w:r>
+        <w:t xml:space="preserve">través del botón </w:t>
+      </w:r>
+      <w:r>
+        <w:rPr>
+          <w:b/>
+          <w:bCs/>
+        </w:rPr>
+        <w:t>“</w:t>
+      </w:r>
+      <w:r>
+        <w:rPr>
+          <w:b/>
+          <w:bCs/>
+        </w:rPr>
+        <w:t xml:space="preserve">Buscar </w:t>
+      </w:r>
+      <w:r>
+        <w:rPr>
+          <w:b/>
+          <w:bCs/>
+        </w:rPr>
+        <w:t>Medico</w:t>
+      </w:r>
+      <w:r>
+        <w:rPr>
+          <w:b/>
+          <w:bCs/>
+        </w:rPr>
+        <w:t>”</w:t>
+      </w:r>
+      <w:r>
+        <w:t xml:space="preserve">. Podremos ver sus datos y, en caso de que sea el médico </w:t>
+      </w:r>
+      <w:r>
+        <w:t>que queríamos eliminar</w:t>
+      </w:r>
+      <w:r>
+        <w:t xml:space="preserve">, podremos eliminarlo a través del botón </w:t>
+      </w:r>
+      <w:r>
+        <w:rPr>
+          <w:b/>
+          <w:bCs/>
+        </w:rPr>
+        <w:t xml:space="preserve">“Eliminar </w:t>
+      </w:r>
+      <w:r>
+        <w:rPr>
+          <w:b/>
+          <w:bCs/>
+        </w:rPr>
+        <w:t>Me</w:t>
+      </w:r>
+      <w:r>
+        <w:rPr>
+          <w:b/>
+          <w:bCs/>
+        </w:rPr>
+        <w:t>dico”</w:t>
+      </w:r>
+      <w:r>
+        <w:t>. Luego de hacer clic, se pedirá confirmar o cancelar la eliminación. Además, se validará que se ingresen números válidos para realizar la búsqueda del médico.</w:t>
+      </w:r>
+    </w:p>
+    <w:p>
+      <w:pPr>
+        <w:rPr>
+          <w:rFonts w:ascii="Lato Light" w:eastAsia="Lato Light" w:hAnsi="Lato Light" w:cs="Lato Light"/>
+          <w:color w:val="366091"/>
+          <w:sz w:val="40"/>
+          <w:szCs w:val="40"/>
+        </w:rPr>
+      </w:pPr>
+      <w:r>
+        <w:rPr>
+          <w:noProof/>
+        </w:rPr>
+        <w:drawing>
+          <wp:inline distT="0" distB="0" distL="0" distR="0" wp14:anchorId="64D13D93" wp14:editId="2B3D2DE8">
+            <wp:extent cx="5725160" cy="1788795"/>
+            <wp:effectExtent l="0" t="0" r="8890" b="1905"/>
+            <wp:docPr id="1519553807" name="Imagen 12"/>
+            <wp:cNvGraphicFramePr>
+              <a:graphicFrameLocks xmlns:a="http://schemas.openxmlformats.org/drawingml/2006/main" noChangeAspect="1"/>
+            </wp:cNvGraphicFramePr>
+            <a:graphic xmlns:a="http://schemas.openxmlformats.org/drawingml/2006/main">
+              <a:graphicData uri="http://schemas.openxmlformats.org/drawingml/2006/picture">
+                <pic:pic xmlns:pic="http://schemas.openxmlformats.org/drawingml/2006/picture">
+                  <pic:nvPicPr>
+                    <pic:cNvPr id="0" name="Picture 12"/>
+                    <pic:cNvPicPr>
+                      <a:picLocks noChangeAspect="1" noChangeArrowheads="1"/>
+                    </pic:cNvPicPr>
+                  </pic:nvPicPr>
+                  <pic:blipFill>
+                    <a:blip r:embed="rId17" cstate="print">
+                      <a:extLst>
+                        <a:ext uri="{28A0092B-C50C-407E-A947-70E740481C1C}">
+                          <a14:useLocalDpi xmlns:a14="http://schemas.microsoft.com/office/drawing/2010/main" val="0"/>
+                        </a:ext>
+                      </a:extLst>
+                    </a:blip>
+                    <a:srcRect/>
+                    <a:stretch>
+                      <a:fillRect/>
+                    </a:stretch>
+                  </pic:blipFill>
+                  <pic:spPr bwMode="auto">
+                    <a:xfrm>
+                      <a:off x="0" y="0"/>
+                      <a:ext cx="5725160" cy="1788795"/>
+                    </a:xfrm>
+                    <a:prstGeom prst="rect">
+                      <a:avLst/>
+                    </a:prstGeom>
+                    <a:noFill/>
+                    <a:ln>
+                      <a:noFill/>
+                    </a:ln>
+                  </pic:spPr>
+                </pic:pic>
+              </a:graphicData>
+            </a:graphic>
+          </wp:inline>
+        </w:drawing>
+      </w:r>
+    </w:p>
+    <w:p>
+      <w:pPr>
+        <w:rPr>
+          <w:rFonts w:ascii="Lato Light" w:eastAsia="Lato Light" w:hAnsi="Lato Light" w:cs="Lato Light"/>
+          <w:color w:val="366091"/>
+          <w:sz w:val="40"/>
+          <w:szCs w:val="40"/>
+        </w:rPr>
+      </w:pPr>
+      <w:r>
+        <w:rPr>
+          <w:rFonts w:ascii="Lato Light" w:eastAsia="Lato Light" w:hAnsi="Lato Light" w:cs="Lato Light"/>
+          <w:color w:val="366091"/>
+          <w:sz w:val="40"/>
+          <w:szCs w:val="40"/>
+        </w:rPr>
+        <w:br w:type="page"/>
+      </w:r>
+    </w:p>
+    <w:p>
+      <w:pPr>
+        <w:rPr>
+          <w:rFonts w:ascii="Lato Light" w:eastAsia="Lato Light" w:hAnsi="Lato Light" w:cs="Lato Light"/>
+          <w:color w:val="366091"/>
+          <w:sz w:val="40"/>
+          <w:szCs w:val="40"/>
+        </w:rPr>
+      </w:pPr>
+    </w:p>
+    <w:p>
+      <w:pPr>
+        <w:pStyle w:val="Ttulo2"/>
+      </w:pPr>
+      <w:r>
+        <w:t>MODIFICAR MEDICO</w:t>
+      </w:r>
+    </w:p>
+    <w:p>
+      <w:pPr>
+        <w:rPr>
+          <w:lang w:val="es-AR"/>
+        </w:rPr>
+      </w:pPr>
+      <w:r>
+        <w:rPr>
+          <w:lang w:val="es-AR"/>
+        </w:rPr>
+        <w:t xml:space="preserve">En </w:t>
+      </w:r>
+      <w:r>
+        <w:rPr>
+          <w:lang w:val="es-AR"/>
+        </w:rPr>
+        <w:t xml:space="preserve">este formulario </w:t>
+      </w:r>
+      <w:r>
+        <w:rPr>
+          <w:lang w:val="es-AR"/>
+        </w:rPr>
+        <w:t xml:space="preserve">vamos a poder buscar al médico que deseamos editar a través del </w:t>
+      </w:r>
+      <w:r>
+        <w:rPr>
+          <w:b/>
+          <w:bCs/>
+          <w:lang w:val="es-AR"/>
+        </w:rPr>
+        <w:t>DNI</w:t>
+      </w:r>
+      <w:r>
+        <w:rPr>
+          <w:lang w:val="es-AR"/>
+        </w:rPr>
+        <w:t xml:space="preserve">. Una vez que presionemos el botón </w:t>
+      </w:r>
+      <w:r>
+        <w:rPr>
+          <w:b/>
+          <w:bCs/>
+          <w:lang w:val="es-AR"/>
+        </w:rPr>
+        <w:t>“Buscar”</w:t>
+      </w:r>
+      <w:r>
+        <w:rPr>
+          <w:lang w:val="es-AR"/>
+        </w:rPr>
+        <w:t>, se validará que se haya ingresado un valor numérico y que el campo no esté vacío.</w:t>
+      </w:r>
+    </w:p>
+    <w:p>
+      <w:pPr>
+        <w:rPr>
+          <w:lang w:val="es-AR"/>
+        </w:rPr>
+      </w:pPr>
+      <w:r>
+        <w:rPr>
+          <w:lang w:val="es-AR"/>
+        </w:rPr>
+        <w:t xml:space="preserve">Si el médico se encuentra, todos los campos se completarán automáticamente con sus datos, y podremos modificarlos. </w:t>
+      </w:r>
+      <w:r>
+        <w:rPr>
+          <w:lang w:val="es-AR"/>
+        </w:rPr>
+        <w:t>Mantendremos</w:t>
+      </w:r>
+      <w:r>
+        <w:rPr>
+          <w:lang w:val="es-AR"/>
+        </w:rPr>
+        <w:t xml:space="preserve"> el requisito de que todos los campos deben estar completos, ya que no </w:t>
+      </w:r>
+      <w:r>
+        <w:rPr>
+          <w:lang w:val="es-AR"/>
+        </w:rPr>
+        <w:t>deseamos</w:t>
+      </w:r>
+      <w:r>
+        <w:rPr>
+          <w:lang w:val="es-AR"/>
+        </w:rPr>
+        <w:t xml:space="preserve"> permit</w:t>
+      </w:r>
+      <w:r>
+        <w:rPr>
+          <w:lang w:val="es-AR"/>
+        </w:rPr>
+        <w:t>ir</w:t>
+      </w:r>
+      <w:r>
+        <w:rPr>
+          <w:lang w:val="es-AR"/>
+        </w:rPr>
+        <w:t xml:space="preserve"> dejar información en blanco al actualizar los datos.</w:t>
+      </w:r>
+    </w:p>
+    <w:p>
+      <w:pPr>
+        <w:rPr>
+          <w:lang w:val="es-AR"/>
+        </w:rPr>
+      </w:pPr>
+      <w:r>
+        <w:rPr>
+          <w:lang w:val="es-AR"/>
+        </w:rPr>
+        <w:t xml:space="preserve">Finalmente, una vez realizadas las modificaciones necesarias, presionamos el botón </w:t>
+      </w:r>
+      <w:r>
+        <w:rPr>
+          <w:b/>
+          <w:bCs/>
+          <w:lang w:val="es-AR"/>
+        </w:rPr>
+        <w:t>“Modificar”</w:t>
+      </w:r>
+      <w:r>
+        <w:rPr>
+          <w:lang w:val="es-AR"/>
+        </w:rPr>
+        <w:t xml:space="preserve"> para guardar los cambios en la base de datos.</w:t>
+      </w:r>
+    </w:p>
+    <w:p>
+      <w:r>
+        <w:rPr>
+          <w:noProof/>
+        </w:rPr>
+        <w:drawing>
+          <wp:inline distT="0" distB="0" distL="0" distR="0" wp14:anchorId="4DB042B0" wp14:editId="0BB6B2B9">
+            <wp:extent cx="5732780" cy="2814955"/>
+            <wp:effectExtent l="0" t="0" r="1270" b="4445"/>
+            <wp:docPr id="1420581770" name="Imagen 7"/>
+            <wp:cNvGraphicFramePr>
+              <a:graphicFrameLocks xmlns:a="http://schemas.openxmlformats.org/drawingml/2006/main" noChangeAspect="1"/>
+            </wp:cNvGraphicFramePr>
+            <a:graphic xmlns:a="http://schemas.openxmlformats.org/drawingml/2006/main">
+              <a:graphicData uri="http://schemas.openxmlformats.org/drawingml/2006/picture">
+                <pic:pic xmlns:pic="http://schemas.openxmlformats.org/drawingml/2006/picture">
+                  <pic:nvPicPr>
+                    <pic:cNvPr id="0" name="Picture 7"/>
+                    <pic:cNvPicPr>
+                      <a:picLocks noChangeAspect="1" noChangeArrowheads="1"/>
+                    </pic:cNvPicPr>
+                  </pic:nvPicPr>
+                  <pic:blipFill>
+                    <a:blip r:embed="rId18" cstate="print">
+                      <a:extLst>
+                        <a:ext uri="{28A0092B-C50C-407E-A947-70E740481C1C}">
+                          <a14:useLocalDpi xmlns:a14="http://schemas.microsoft.com/office/drawing/2010/main" val="0"/>
+                        </a:ext>
+                      </a:extLst>
+                    </a:blip>
+                    <a:srcRect/>
+                    <a:stretch>
+                      <a:fillRect/>
+                    </a:stretch>
+                  </pic:blipFill>
+                  <pic:spPr bwMode="auto">
+                    <a:xfrm>
+                      <a:off x="0" y="0"/>
+                      <a:ext cx="5732780" cy="2814955"/>
+                    </a:xfrm>
+                    <a:prstGeom prst="rect">
+                      <a:avLst/>
+                    </a:prstGeom>
+                    <a:noFill/>
+                    <a:ln>
+                      <a:noFill/>
+                    </a:ln>
+                  </pic:spPr>
+                </pic:pic>
+              </a:graphicData>
+            </a:graphic>
+          </wp:inline>
+        </w:drawing>
+      </w:r>
+    </w:p>
+    <w:p>
+      <w:r>
+        <w:rPr>
+          <w:noProof/>
+        </w:rPr>
+        <w:drawing>
+          <wp:inline distT="0" distB="0" distL="0" distR="0" wp14:anchorId="202DCBE8" wp14:editId="6C8BA82C">
+            <wp:extent cx="5725160" cy="1447165"/>
+            <wp:effectExtent l="0" t="0" r="8890" b="635"/>
+            <wp:docPr id="1655434592" name="Imagen 13"/>
+            <wp:cNvGraphicFramePr>
+              <a:graphicFrameLocks xmlns:a="http://schemas.openxmlformats.org/drawingml/2006/main" noChangeAspect="1"/>
+            </wp:cNvGraphicFramePr>
+            <a:graphic xmlns:a="http://schemas.openxmlformats.org/drawingml/2006/main">
+              <a:graphicData uri="http://schemas.openxmlformats.org/drawingml/2006/picture">
+                <pic:pic xmlns:pic="http://schemas.openxmlformats.org/drawingml/2006/picture">
+                  <pic:nvPicPr>
+                    <pic:cNvPr id="0" name="Picture 13"/>
+                    <pic:cNvPicPr>
+                      <a:picLocks noChangeAspect="1" noChangeArrowheads="1"/>
+                    </pic:cNvPicPr>
+                  </pic:nvPicPr>
+                  <pic:blipFill>
+                    <a:blip r:embed="rId19" cstate="print">
+                      <a:extLst>
+                        <a:ext uri="{28A0092B-C50C-407E-A947-70E740481C1C}">
+                          <a14:useLocalDpi xmlns:a14="http://schemas.microsoft.com/office/drawing/2010/main" val="0"/>
+                        </a:ext>
+                      </a:extLst>
+                    </a:blip>
+                    <a:srcRect/>
+                    <a:stretch>
+                      <a:fillRect/>
+                    </a:stretch>
+                  </pic:blipFill>
+                  <pic:spPr bwMode="auto">
+                    <a:xfrm>
+                      <a:off x="0" y="0"/>
+                      <a:ext cx="5725160" cy="1447165"/>
+                    </a:xfrm>
+                    <a:prstGeom prst="rect">
+                      <a:avLst/>
+                    </a:prstGeom>
+                    <a:noFill/>
+                    <a:ln>
+                      <a:noFill/>
+                    </a:ln>
+                  </pic:spPr>
+                </pic:pic>
+              </a:graphicData>
+            </a:graphic>
+          </wp:inline>
+        </w:drawing>
+      </w:r>
+    </w:p>
     <w:sectPr>
-      <w:headerReference w:type="default" r:id="rId15"/>
-      <w:footerReference w:type="default" r:id="rId16"/>
-      <w:headerReference w:type="first" r:id="rId17"/>
-      <w:footerReference w:type="first" r:id="rId18"/>
+      <w:headerReference w:type="default" r:id="rId20"/>
+      <w:footerReference w:type="default" r:id="rId21"/>
+      <w:headerReference w:type="first" r:id="rId22"/>
+      <w:footerReference w:type="first" r:id="rId23"/>
       <w:pgSz w:w="11909" w:h="16834"/>
       <w:pgMar w:top="1440" w:right="1440" w:bottom="1440" w:left="1440" w:header="720" w:footer="720" w:gutter="0"/>
       <w:pgNumType w:start="1"/>
@@ -962,7 +1578,7 @@
         </w:tcPr>
         <w:p>
           <w:pPr>
-            <w:pStyle w:val="Header"/>
+            <w:pStyle w:val="Encabezado"/>
             <w:ind w:left="-251"/>
           </w:pPr>
           <w:r>
@@ -1020,7 +1636,7 @@
         </w:tcPr>
         <w:p>
           <w:pPr>
-            <w:pStyle w:val="Header"/>
+            <w:pStyle w:val="Encabezado"/>
             <w:jc w:val="center"/>
             <w:rPr>
               <w:sz w:val="22"/>
@@ -1035,7 +1651,7 @@
         </w:tcPr>
         <w:p>
           <w:pPr>
-            <w:pStyle w:val="Header"/>
+            <w:pStyle w:val="Encabezado"/>
             <w:ind w:right="-115"/>
             <w:jc w:val="both"/>
             <w:rPr>
@@ -1079,7 +1695,7 @@
         </w:p>
         <w:p>
           <w:pPr>
-            <w:pStyle w:val="Header"/>
+            <w:pStyle w:val="Encabezado"/>
             <w:ind w:right="-115"/>
             <w:jc w:val="right"/>
             <w:rPr>
@@ -1093,7 +1709,7 @@
   </w:tbl>
   <w:p>
     <w:pPr>
-      <w:pStyle w:val="Header"/>
+      <w:pStyle w:val="Encabezado"/>
     </w:pPr>
   </w:p>
 </w:hdr>
@@ -3317,7 +3933,7 @@
     <w:name w:val="Normal"/>
     <w:qFormat/>
   </w:style>
-  <w:style w:type="paragraph" w:styleId="Heading1">
+  <w:style w:type="paragraph" w:styleId="Ttulo1">
     <w:name w:val="heading 1"/>
     <w:basedOn w:val="Normal"/>
     <w:next w:val="Normal"/>
@@ -3337,7 +3953,7 @@
       <w:szCs w:val="52"/>
     </w:rPr>
   </w:style>
-  <w:style w:type="paragraph" w:styleId="Heading2">
+  <w:style w:type="paragraph" w:styleId="Ttulo2">
     <w:name w:val="heading 2"/>
     <w:basedOn w:val="Normal"/>
     <w:next w:val="Normal"/>
@@ -3357,7 +3973,7 @@
       <w:szCs w:val="40"/>
     </w:rPr>
   </w:style>
-  <w:style w:type="paragraph" w:styleId="Heading3">
+  <w:style w:type="paragraph" w:styleId="Ttulo3">
     <w:name w:val="heading 3"/>
     <w:basedOn w:val="Normal"/>
     <w:next w:val="Normal"/>
@@ -3376,7 +3992,7 @@
       <w:szCs w:val="32"/>
     </w:rPr>
   </w:style>
-  <w:style w:type="paragraph" w:styleId="Heading4">
+  <w:style w:type="paragraph" w:styleId="Ttulo4">
     <w:name w:val="heading 4"/>
     <w:basedOn w:val="Normal"/>
     <w:next w:val="Normal"/>
@@ -3396,7 +4012,7 @@
       <w:u w:val="single"/>
     </w:rPr>
   </w:style>
-  <w:style w:type="paragraph" w:styleId="Heading5">
+  <w:style w:type="paragraph" w:styleId="Ttulo5">
     <w:name w:val="heading 5"/>
     <w:basedOn w:val="Normal"/>
     <w:next w:val="Normal"/>
@@ -3416,7 +4032,7 @@
       <w:szCs w:val="22"/>
     </w:rPr>
   </w:style>
-  <w:style w:type="paragraph" w:styleId="Heading6">
+  <w:style w:type="paragraph" w:styleId="Ttulo6">
     <w:name w:val="heading 6"/>
     <w:basedOn w:val="Normal"/>
     <w:next w:val="Normal"/>
@@ -3437,13 +4053,12 @@
       <w:szCs w:val="22"/>
     </w:rPr>
   </w:style>
-  <w:style w:type="character" w:default="1" w:styleId="DefaultParagraphFont">
+  <w:style w:type="character" w:default="1" w:styleId="Fuentedeprrafopredeter">
     <w:name w:val="Default Paragraph Font"/>
     <w:uiPriority w:val="1"/>
-    <w:semiHidden/>
     <w:unhideWhenUsed/>
   </w:style>
-  <w:style w:type="table" w:default="1" w:styleId="TableNormal">
+  <w:style w:type="table" w:default="1" w:styleId="Tablanormal">
     <w:name w:val="Normal Table"/>
     <w:uiPriority w:val="99"/>
     <w:semiHidden/>
@@ -3458,13 +4073,13 @@
       </w:tblCellMar>
     </w:tblPr>
   </w:style>
-  <w:style w:type="numbering" w:default="1" w:styleId="NoList">
+  <w:style w:type="numbering" w:default="1" w:styleId="Sinlista">
     <w:name w:val="No List"/>
     <w:uiPriority w:val="99"/>
     <w:semiHidden/>
     <w:unhideWhenUsed/>
   </w:style>
-  <w:style w:type="table" w:customStyle="1" w:styleId="TableNormal0">
+  <w:style w:type="table" w:customStyle="1" w:styleId="TableNormal">
     <w:name w:val="TableNormal"/>
     <w:tblPr>
       <w:tblCellMar>
@@ -3475,7 +4090,7 @@
       </w:tblCellMar>
     </w:tblPr>
   </w:style>
-  <w:style w:type="paragraph" w:styleId="Title">
+  <w:style w:type="paragraph" w:styleId="Ttulo">
     <w:name w:val="Title"/>
     <w:basedOn w:val="Normal"/>
     <w:next w:val="Normal"/>
@@ -3493,7 +4108,7 @@
       <w:szCs w:val="56"/>
     </w:rPr>
   </w:style>
-  <w:style w:type="paragraph" w:styleId="Subtitle">
+  <w:style w:type="paragraph" w:styleId="Subttulo">
     <w:name w:val="Subtitle"/>
     <w:basedOn w:val="Normal"/>
     <w:next w:val="Normal"/>
@@ -3512,7 +4127,7 @@
     </w:rPr>
   </w:style>
   <w:style w:type="table" w:customStyle="1" w:styleId="a">
-    <w:basedOn w:val="TableNormal0"/>
+    <w:basedOn w:val="TableNormal"/>
     <w:tblPr>
       <w:tblStyleRowBandSize w:val="1"/>
       <w:tblStyleColBandSize w:val="1"/>
@@ -3525,7 +4140,7 @@
     </w:tblPr>
   </w:style>
   <w:style w:type="table" w:customStyle="1" w:styleId="a0">
-    <w:basedOn w:val="TableNormal0"/>
+    <w:basedOn w:val="TableNormal"/>
     <w:tblPr>
       <w:tblStyleRowBandSize w:val="1"/>
       <w:tblStyleColBandSize w:val="1"/>
@@ -3537,10 +4152,10 @@
       </w:tblCellMar>
     </w:tblPr>
   </w:style>
-  <w:style w:type="paragraph" w:styleId="CommentText">
+  <w:style w:type="paragraph" w:styleId="Textocomentario">
     <w:name w:val="annotation text"/>
     <w:basedOn w:val="Normal"/>
-    <w:link w:val="CommentTextChar"/>
+    <w:link w:val="TextocomentarioCar"/>
     <w:uiPriority w:val="99"/>
     <w:semiHidden/>
     <w:unhideWhenUsed/>
@@ -3552,10 +4167,10 @@
       <w:szCs w:val="20"/>
     </w:rPr>
   </w:style>
-  <w:style w:type="character" w:customStyle="1" w:styleId="CommentTextChar">
-    <w:name w:val="Comment Text Char"/>
-    <w:basedOn w:val="DefaultParagraphFont"/>
-    <w:link w:val="CommentText"/>
+  <w:style w:type="character" w:customStyle="1" w:styleId="TextocomentarioCar">
+    <w:name w:val="Texto comentario Car"/>
+    <w:basedOn w:val="Fuentedeprrafopredeter"/>
+    <w:link w:val="Textocomentario"/>
     <w:uiPriority w:val="99"/>
     <w:semiHidden/>
     <w:rPr>
@@ -3563,9 +4178,9 @@
       <w:szCs w:val="20"/>
     </w:rPr>
   </w:style>
-  <w:style w:type="character" w:styleId="CommentReference">
+  <w:style w:type="character" w:styleId="Refdecomentario">
     <w:name w:val="annotation reference"/>
-    <w:basedOn w:val="DefaultParagraphFont"/>
+    <w:basedOn w:val="Fuentedeprrafopredeter"/>
     <w:uiPriority w:val="99"/>
     <w:semiHidden/>
     <w:unhideWhenUsed/>
@@ -3574,7 +4189,7 @@
       <w:szCs w:val="16"/>
     </w:rPr>
   </w:style>
-  <w:style w:type="paragraph" w:styleId="ListParagraph">
+  <w:style w:type="paragraph" w:styleId="Prrafodelista">
     <w:name w:val="List Paragraph"/>
     <w:basedOn w:val="Normal"/>
     <w:uiPriority w:val="34"/>
@@ -3585,10 +4200,10 @@
       <w:contextualSpacing/>
     </w:pPr>
   </w:style>
-  <w:style w:type="paragraph" w:styleId="Header">
+  <w:style w:type="paragraph" w:styleId="Encabezado">
     <w:name w:val="header"/>
     <w:basedOn w:val="Normal"/>
-    <w:link w:val="HeaderChar"/>
+    <w:link w:val="EncabezadoCar"/>
     <w:uiPriority w:val="99"/>
     <w:unhideWhenUsed/>
     <w:rsid w:val="006E522E"/>
@@ -3600,17 +4215,17 @@
       <w:spacing w:line="240" w:lineRule="auto"/>
     </w:pPr>
   </w:style>
-  <w:style w:type="character" w:customStyle="1" w:styleId="HeaderChar">
-    <w:name w:val="Header Char"/>
-    <w:basedOn w:val="DefaultParagraphFont"/>
-    <w:link w:val="Header"/>
+  <w:style w:type="character" w:customStyle="1" w:styleId="EncabezadoCar">
+    <w:name w:val="Encabezado Car"/>
+    <w:basedOn w:val="Fuentedeprrafopredeter"/>
+    <w:link w:val="Encabezado"/>
     <w:uiPriority w:val="99"/>
     <w:rsid w:val="006E522E"/>
   </w:style>
-  <w:style w:type="paragraph" w:styleId="Footer">
+  <w:style w:type="paragraph" w:styleId="Piedepgina">
     <w:name w:val="footer"/>
     <w:basedOn w:val="Normal"/>
-    <w:link w:val="FooterChar"/>
+    <w:link w:val="PiedepginaCar"/>
     <w:uiPriority w:val="99"/>
     <w:unhideWhenUsed/>
     <w:rsid w:val="006E522E"/>
@@ -3622,10 +4237,10 @@
       <w:spacing w:line="240" w:lineRule="auto"/>
     </w:pPr>
   </w:style>
-  <w:style w:type="character" w:customStyle="1" w:styleId="FooterChar">
-    <w:name w:val="Footer Char"/>
-    <w:basedOn w:val="DefaultParagraphFont"/>
-    <w:link w:val="Footer"/>
+  <w:style w:type="character" w:customStyle="1" w:styleId="PiedepginaCar">
+    <w:name w:val="Pie de página Car"/>
+    <w:basedOn w:val="Fuentedeprrafopredeter"/>
+    <w:link w:val="Piedepgina"/>
     <w:uiPriority w:val="99"/>
     <w:rsid w:val="006E522E"/>
   </w:style>
